--- a/ScreenShots_of_outputs.docx
+++ b/ScreenShots_of_outputs.docx
@@ -33,6 +33,7 @@
         <w:rPr>
           <w:b/>
           <w:bCs/>
+          <w:noProof/>
           <w:lang w:val="en-US"/>
         </w:rPr>
         <w:drawing>
@@ -84,6 +85,7 @@
         <w:rPr>
           <w:b/>
           <w:bCs/>
+          <w:noProof/>
           <w:lang w:val="en-US"/>
         </w:rPr>
         <w:drawing>
@@ -126,6 +128,7 @@
         <w:rPr>
           <w:b/>
           <w:bCs/>
+          <w:noProof/>
           <w:lang w:val="en-US"/>
         </w:rPr>
         <w:drawing>
@@ -153,6 +156,238 @@
                     <a:xfrm>
                       <a:off x="0" y="0"/>
                       <a:ext cx="5731510" cy="2700020"/>
+                    </a:xfrm>
+                    <a:prstGeom prst="rect">
+                      <a:avLst/>
+                    </a:prstGeom>
+                  </pic:spPr>
+                </pic:pic>
+              </a:graphicData>
+            </a:graphic>
+          </wp:inline>
+        </w:drawing>
+      </w:r>
+    </w:p>
+    <w:p>
+      <w:pPr>
+        <w:rPr>
+          <w:b/>
+          <w:bCs/>
+          <w:lang w:val="en-US"/>
+        </w:rPr>
+      </w:pPr>
+      <w:r>
+        <w:rPr>
+          <w:b/>
+          <w:bCs/>
+          <w:lang w:val="en-US"/>
+        </w:rPr>
+        <w:lastRenderedPageBreak/>
+        <w:drawing>
+          <wp:inline distT="0" distB="0" distL="0" distR="0" wp14:anchorId="5248A9A7" wp14:editId="0E72E076">
+            <wp:extent cx="5731510" cy="2729865"/>
+            <wp:effectExtent l="0" t="0" r="2540" b="0"/>
+            <wp:docPr id="901003607" name="Picture 1" descr="A screenshot of a computer program&#10;&#10;AI-generated content may be incorrect."/>
+            <wp:cNvGraphicFramePr>
+              <a:graphicFrameLocks xmlns:a="http://schemas.openxmlformats.org/drawingml/2006/main" noChangeAspect="1"/>
+            </wp:cNvGraphicFramePr>
+            <a:graphic xmlns:a="http://schemas.openxmlformats.org/drawingml/2006/main">
+              <a:graphicData uri="http://schemas.openxmlformats.org/drawingml/2006/picture">
+                <pic:pic xmlns:pic="http://schemas.openxmlformats.org/drawingml/2006/picture">
+                  <pic:nvPicPr>
+                    <pic:cNvPr id="901003607" name="Picture 1" descr="A screenshot of a computer program&#10;&#10;AI-generated content may be incorrect."/>
+                    <pic:cNvPicPr/>
+                  </pic:nvPicPr>
+                  <pic:blipFill>
+                    <a:blip r:embed="rId7"/>
+                    <a:stretch>
+                      <a:fillRect/>
+                    </a:stretch>
+                  </pic:blipFill>
+                  <pic:spPr>
+                    <a:xfrm>
+                      <a:off x="0" y="0"/>
+                      <a:ext cx="5731510" cy="2729865"/>
+                    </a:xfrm>
+                    <a:prstGeom prst="rect">
+                      <a:avLst/>
+                    </a:prstGeom>
+                  </pic:spPr>
+                </pic:pic>
+              </a:graphicData>
+            </a:graphic>
+          </wp:inline>
+        </w:drawing>
+      </w:r>
+    </w:p>
+    <w:p>
+      <w:pPr>
+        <w:rPr>
+          <w:b/>
+          <w:bCs/>
+          <w:lang w:val="en-US"/>
+        </w:rPr>
+      </w:pPr>
+    </w:p>
+    <w:p>
+      <w:pPr>
+        <w:rPr>
+          <w:b/>
+          <w:bCs/>
+          <w:lang w:val="en-US"/>
+        </w:rPr>
+      </w:pPr>
+      <w:proofErr w:type="spellStart"/>
+      <w:r>
+        <w:rPr>
+          <w:b/>
+          <w:bCs/>
+          <w:lang w:val="en-US"/>
+        </w:rPr>
+        <w:t>LlaMa</w:t>
+      </w:r>
+      <w:proofErr w:type="spellEnd"/>
+      <w:r>
+        <w:rPr>
+          <w:b/>
+          <w:bCs/>
+          <w:lang w:val="en-US"/>
+        </w:rPr>
+        <w:t xml:space="preserve"> </w:t>
+      </w:r>
+      <w:proofErr w:type="gramStart"/>
+      <w:r>
+        <w:rPr>
+          <w:b/>
+          <w:bCs/>
+          <w:lang w:val="en-US"/>
+        </w:rPr>
+        <w:t>3:-</w:t>
+      </w:r>
+      <w:proofErr w:type="gramEnd"/>
+      <w:r>
+        <w:rPr>
+          <w:b/>
+          <w:bCs/>
+          <w:lang w:val="en-US"/>
+        </w:rPr>
+        <w:t xml:space="preserve"> </w:t>
+      </w:r>
+      <w:r>
+        <w:rPr>
+          <w:b/>
+          <w:bCs/>
+          <w:lang w:val="en-US"/>
+        </w:rPr>
+        <w:drawing>
+          <wp:inline distT="0" distB="0" distL="0" distR="0" wp14:anchorId="554286C7" wp14:editId="7EBA6A53">
+            <wp:extent cx="5731510" cy="1996440"/>
+            <wp:effectExtent l="0" t="0" r="2540" b="3810"/>
+            <wp:docPr id="371899895" name="Picture 1" descr="A screenshot of a computer&#10;&#10;AI-generated content may be incorrect."/>
+            <wp:cNvGraphicFramePr>
+              <a:graphicFrameLocks xmlns:a="http://schemas.openxmlformats.org/drawingml/2006/main" noChangeAspect="1"/>
+            </wp:cNvGraphicFramePr>
+            <a:graphic xmlns:a="http://schemas.openxmlformats.org/drawingml/2006/main">
+              <a:graphicData uri="http://schemas.openxmlformats.org/drawingml/2006/picture">
+                <pic:pic xmlns:pic="http://schemas.openxmlformats.org/drawingml/2006/picture">
+                  <pic:nvPicPr>
+                    <pic:cNvPr id="371899895" name="Picture 1" descr="A screenshot of a computer&#10;&#10;AI-generated content may be incorrect."/>
+                    <pic:cNvPicPr/>
+                  </pic:nvPicPr>
+                  <pic:blipFill>
+                    <a:blip r:embed="rId8"/>
+                    <a:stretch>
+                      <a:fillRect/>
+                    </a:stretch>
+                  </pic:blipFill>
+                  <pic:spPr>
+                    <a:xfrm>
+                      <a:off x="0" y="0"/>
+                      <a:ext cx="5731510" cy="1996440"/>
+                    </a:xfrm>
+                    <a:prstGeom prst="rect">
+                      <a:avLst/>
+                    </a:prstGeom>
+                  </pic:spPr>
+                </pic:pic>
+              </a:graphicData>
+            </a:graphic>
+          </wp:inline>
+        </w:drawing>
+      </w:r>
+      <w:r>
+        <w:rPr>
+          <w:b/>
+          <w:bCs/>
+          <w:lang w:val="en-US"/>
+        </w:rPr>
+        <w:drawing>
+          <wp:inline distT="0" distB="0" distL="0" distR="0" wp14:anchorId="4BD84B71" wp14:editId="7121161D">
+            <wp:extent cx="5753100" cy="2466975"/>
+            <wp:effectExtent l="0" t="0" r="0" b="9525"/>
+            <wp:docPr id="2146597114" name="Picture 1" descr="A screenshot of a computer code&#10;&#10;AI-generated content may be incorrect."/>
+            <wp:cNvGraphicFramePr>
+              <a:graphicFrameLocks xmlns:a="http://schemas.openxmlformats.org/drawingml/2006/main" noChangeAspect="1"/>
+            </wp:cNvGraphicFramePr>
+            <a:graphic xmlns:a="http://schemas.openxmlformats.org/drawingml/2006/main">
+              <a:graphicData uri="http://schemas.openxmlformats.org/drawingml/2006/picture">
+                <pic:pic xmlns:pic="http://schemas.openxmlformats.org/drawingml/2006/picture">
+                  <pic:nvPicPr>
+                    <pic:cNvPr id="2146597114" name="Picture 1" descr="A screenshot of a computer code&#10;&#10;AI-generated content may be incorrect."/>
+                    <pic:cNvPicPr/>
+                  </pic:nvPicPr>
+                  <pic:blipFill>
+                    <a:blip r:embed="rId9"/>
+                    <a:stretch>
+                      <a:fillRect/>
+                    </a:stretch>
+                  </pic:blipFill>
+                  <pic:spPr>
+                    <a:xfrm>
+                      <a:off x="0" y="0"/>
+                      <a:ext cx="5758287" cy="2469199"/>
+                    </a:xfrm>
+                    <a:prstGeom prst="rect">
+                      <a:avLst/>
+                    </a:prstGeom>
+                  </pic:spPr>
+                </pic:pic>
+              </a:graphicData>
+            </a:graphic>
+          </wp:inline>
+        </w:drawing>
+      </w:r>
+      <w:r>
+        <w:rPr>
+          <w:b/>
+          <w:bCs/>
+          <w:lang w:val="en-US"/>
+        </w:rPr>
+        <w:drawing>
+          <wp:inline distT="0" distB="0" distL="0" distR="0" wp14:anchorId="30751AFE" wp14:editId="399D56C5">
+            <wp:extent cx="5791200" cy="358105"/>
+            <wp:effectExtent l="0" t="0" r="0" b="4445"/>
+            <wp:docPr id="1924273900" name="Picture 1"/>
+            <wp:cNvGraphicFramePr>
+              <a:graphicFrameLocks xmlns:a="http://schemas.openxmlformats.org/drawingml/2006/main" noChangeAspect="1"/>
+            </wp:cNvGraphicFramePr>
+            <a:graphic xmlns:a="http://schemas.openxmlformats.org/drawingml/2006/main">
+              <a:graphicData uri="http://schemas.openxmlformats.org/drawingml/2006/picture">
+                <pic:pic xmlns:pic="http://schemas.openxmlformats.org/drawingml/2006/picture">
+                  <pic:nvPicPr>
+                    <pic:cNvPr id="1924273900" name=""/>
+                    <pic:cNvPicPr/>
+                  </pic:nvPicPr>
+                  <pic:blipFill>
+                    <a:blip r:embed="rId10"/>
+                    <a:stretch>
+                      <a:fillRect/>
+                    </a:stretch>
+                  </pic:blipFill>
+                  <pic:spPr>
+                    <a:xfrm>
+                      <a:off x="0" y="0"/>
+                      <a:ext cx="5943227" cy="367506"/>
                     </a:xfrm>
                     <a:prstGeom prst="rect">
                       <a:avLst/>
